--- a/локальная/G10_Nastroyka_Direct_auditoriya_Popaj_2026-08-22.docx
+++ b/локальная/G10_Nastroyka_Direct_auditoriya_Popaj_2026-08-22.docx
@@ -89,7 +89,7 @@
           <w:color w:val="333333"/>
           <w:sz w:val="20"/>
         </w:rPr>
-        <w:t>Редакция 22.08.2026 · пошаговая настройка в кабинете</w:t>
+        <w:t>Редакция 22.08.2026 · уточнено по справке Директа (Профиль пользователя в группе)</w:t>
       </w:r>
     </w:p>
     <w:p>
@@ -661,21 +661,7 @@
           <w:color w:val="0B3D5C"/>
           <w:sz w:val="32"/>
         </w:rPr>
-        <w:t>4. Шаг 3 — собрать сегменты аудитории (Менеджер аудиторий)</w:t>
-      </w:r>
-    </w:p>
-    <w:p>
-      <w:pPr>
-        <w:spacing w:after="120"/>
-      </w:pPr>
-      <w:r>
-        <w:rPr>
-          <w:rFonts w:ascii="Calibri" w:hAnsi="Calibri" w:eastAsia="Calibri"/>
-          <w:b w:val="0"/>
-          <w:color w:val="333333"/>
-          <w:sz w:val="22"/>
-        </w:rPr>
-        <w:t>Сегменты создаём ДО подключения к группе. Путь: Директ → Инструменты → Менеджер аудиторий (или Яндекс Аудитории) → Создать сегмент → «Профили пользователей» / «Интересы и поведение» (название в интерфейсе может отличаться).</w:t>
+        <w:t>4. Шаг 3 — Профиль пользователя (внутри группы G10)</w:t>
       </w:r>
     </w:p>
     <w:p>
@@ -689,7 +675,7 @@
           <w:color w:val="333333"/>
           <w:sz w:val="22"/>
         </w:rPr>
-        <w:t>Рекомендуем 3 сегмента (не один мешок из 30 пунктов — так проще смотреть отчёт):</w:t>
+        <w:t>По справке Яндекс Директа: «Профиль пользователя» (интересы, привычки, соцдем) настраивается внутри конкретной группы. Отдельной общей вкладки в меню для этого нет.</w:t>
       </w:r>
     </w:p>
     <w:p>
@@ -703,7 +689,110 @@
           <w:color w:val="0B3D5C"/>
           <w:sz w:val="26"/>
         </w:rPr>
-        <w:t>4.1. Сегмент A · G10-ядро (обязательный)</w:t>
+        <w:t>4.1. Как открыть блок «Профиль пользователя»</w:t>
+      </w:r>
+    </w:p>
+    <w:p>
+      <w:pPr>
+        <w:pStyle w:val="ListNumber"/>
+        <w:spacing w:after="60"/>
+      </w:pPr>
+      <w:r>
+        <w:rPr>
+          <w:rFonts w:ascii="Calibri" w:hAnsi="Calibri" w:eastAsia="Calibri"/>
+          <w:b w:val="0"/>
+          <w:color w:val="333333"/>
+          <w:sz w:val="22"/>
+        </w:rPr>
+        <w:t>Директ → Кампании → открыть ЕПК № 713632237.</w:t>
+      </w:r>
+    </w:p>
+    <w:p>
+      <w:pPr>
+        <w:pStyle w:val="ListNumber"/>
+        <w:spacing w:after="60"/>
+      </w:pPr>
+      <w:r>
+        <w:rPr>
+          <w:rFonts w:ascii="Calibri" w:hAnsi="Calibri" w:eastAsia="Calibri"/>
+          <w:b w:val="0"/>
+          <w:color w:val="333333"/>
+          <w:sz w:val="22"/>
+        </w:rPr>
+        <w:t>Вкладка «Группы» → выбрать группу G10 - морская рыбалка Сочи.</w:t>
+      </w:r>
+    </w:p>
+    <w:p>
+      <w:pPr>
+        <w:pStyle w:val="ListNumber"/>
+        <w:spacing w:after="60"/>
+      </w:pPr>
+      <w:r>
+        <w:rPr>
+          <w:rFonts w:ascii="Calibri" w:hAnsi="Calibri" w:eastAsia="Calibri"/>
+          <w:b w:val="0"/>
+          <w:color w:val="333333"/>
+          <w:sz w:val="22"/>
+        </w:rPr>
+        <w:t>Нажать «Редактировать» (шестерёнка или карандаш).</w:t>
+      </w:r>
+    </w:p>
+    <w:p>
+      <w:pPr>
+        <w:pStyle w:val="ListNumber"/>
+        <w:spacing w:after="60"/>
+      </w:pPr>
+      <w:r>
+        <w:rPr>
+          <w:rFonts w:ascii="Calibri" w:hAnsi="Calibri" w:eastAsia="Calibri"/>
+          <w:b w:val="0"/>
+          <w:color w:val="333333"/>
+          <w:sz w:val="22"/>
+        </w:rPr>
+        <w:t>Пролистать вниз до блока «Профиль пользователя» (в части интерфейсов — «Интересы и привычки»).</w:t>
+      </w:r>
+    </w:p>
+    <w:p>
+      <w:pPr>
+        <w:pStyle w:val="ListNumber"/>
+        <w:spacing w:after="60"/>
+      </w:pPr>
+      <w:r>
+        <w:rPr>
+          <w:rFonts w:ascii="Calibri" w:hAnsi="Calibri" w:eastAsia="Calibri"/>
+          <w:b w:val="0"/>
+          <w:color w:val="333333"/>
+          <w:sz w:val="22"/>
+        </w:rPr>
+        <w:t>Там задаются: краткосрочные интересы, поведение (до 10 условий в одном наборе), соцдем (пол, возраст, доход).</w:t>
+      </w:r>
+    </w:p>
+    <w:p>
+      <w:pPr>
+        <w:spacing w:after="120"/>
+      </w:pPr>
+      <w:r>
+        <w:rPr>
+          <w:rFonts w:ascii="Calibri" w:hAnsi="Calibri" w:eastAsia="Calibri"/>
+          <w:b/>
+          <w:color w:val="333333"/>
+          <w:sz w:val="22"/>
+        </w:rPr>
+        <w:t>Важно: профиль настраиваем только на G10. На G1–G3, G5, G9 блок оставить пустым (как сейчас у G5 — «интересы пусто»).</w:t>
+      </w:r>
+    </w:p>
+    <w:p>
+      <w:pPr>
+        <w:pStyle w:val="Heading2"/>
+      </w:pPr>
+      <w:r>
+        <w:rPr>
+          <w:rFonts w:ascii="Calibri" w:hAnsi="Calibri" w:eastAsia="Calibri"/>
+          <w:b/>
+          <w:color w:val="0B3D5C"/>
+          <w:sz w:val="26"/>
+        </w:rPr>
+        <w:t>4.2. Набор 1 · ядро G10 (обязательно)</w:t>
       </w:r>
     </w:p>
     <w:tbl>
@@ -713,13 +802,15 @@
         <w:tblLook w:firstColumn="1" w:firstRow="1" w:lastColumn="0" w:lastRow="0" w:noHBand="0" w:noVBand="1" w:val="04A0"/>
       </w:tblPr>
       <w:tblGrid>
-        <w:gridCol w:w="5241"/>
-        <w:gridCol w:w="5241"/>
+        <w:gridCol w:w="2621"/>
+        <w:gridCol w:w="2621"/>
+        <w:gridCol w:w="2621"/>
+        <w:gridCol w:w="2621"/>
       </w:tblGrid>
       <w:tr>
         <w:tc>
           <w:tcPr>
-            <w:tcW w:type="dxa" w:w="2268"/>
+            <w:tcW w:type="dxa" w:w="1984"/>
             <w:shd w:fill="0B3D5C" w:val="clear"/>
           </w:tcPr>
           <w:p>
@@ -731,13 +822,13 @@
                 <w:color w:val="FFFFFF"/>
                 <w:sz w:val="18"/>
               </w:rPr>
-              <w:t>Поле</w:t>
+              <w:t>Что добавить</w:t>
             </w:r>
           </w:p>
         </w:tc>
         <w:tc>
           <w:tcPr>
-            <w:tcW w:type="dxa" w:w="7370"/>
+            <w:tcW w:type="dxa" w:w="1984"/>
             <w:shd w:fill="0B3D5C" w:val="clear"/>
           </w:tcPr>
           <w:p>
@@ -749,7 +840,43 @@
                 <w:color w:val="FFFFFF"/>
                 <w:sz w:val="18"/>
               </w:rPr>
-              <w:t>Значение</w:t>
+              <w:t>Тип</w:t>
+            </w:r>
+          </w:p>
+        </w:tc>
+        <w:tc>
+          <w:tcPr>
+            <w:tcW w:type="dxa" w:w="1417"/>
+            <w:shd w:fill="0B3D5C" w:val="clear"/>
+          </w:tcPr>
+          <w:p>
+            <w:r/>
+            <w:r>
+              <w:rPr>
+                <w:rFonts w:ascii="Calibri" w:hAnsi="Calibri" w:eastAsia="Calibri"/>
+                <w:b/>
+                <w:color w:val="FFFFFF"/>
+                <w:sz w:val="18"/>
+              </w:rPr>
+              <w:t>ID (справочно)</w:t>
+            </w:r>
+          </w:p>
+        </w:tc>
+        <w:tc>
+          <w:tcPr>
+            <w:tcW w:type="dxa" w:w="3685"/>
+            <w:shd w:fill="0B3D5C" w:val="clear"/>
+          </w:tcPr>
+          <w:p>
+            <w:r/>
+            <w:r>
+              <w:rPr>
+                <w:rFonts w:ascii="Calibri" w:hAnsi="Calibri" w:eastAsia="Calibri"/>
+                <w:b/>
+                <w:color w:val="FFFFFF"/>
+                <w:sz w:val="18"/>
+              </w:rPr>
+              <w:t>Поиск в интерфейсе</w:t>
             </w:r>
           </w:p>
         </w:tc>
@@ -757,7 +884,7 @@
       <w:tr>
         <w:tc>
           <w:tcPr>
-            <w:tcW w:type="dxa" w:w="2268"/>
+            <w:tcW w:type="dxa" w:w="1984"/>
           </w:tcPr>
           <w:p>
             <w:r/>
@@ -768,13 +895,13 @@
                 <w:color w:val="333333"/>
                 <w:sz w:val="18"/>
               </w:rPr>
-              <w:t>Имя сегмента</w:t>
+              <w:t>Рыбалка</w:t>
             </w:r>
           </w:p>
         </w:tc>
         <w:tc>
           <w:tcPr>
-            <w:tcW w:type="dxa" w:w="7370"/>
+            <w:tcW w:type="dxa" w:w="1984"/>
           </w:tcPr>
           <w:p>
             <w:r/>
@@ -785,7 +912,41 @@
                 <w:color w:val="333333"/>
                 <w:sz w:val="18"/>
               </w:rPr>
-              <w:t>G10-ядро рыбалка Сочи</w:t>
+              <w:t>Краткосрочный интерес</w:t>
+            </w:r>
+          </w:p>
+        </w:tc>
+        <w:tc>
+          <w:tcPr>
+            <w:tcW w:type="dxa" w:w="1417"/>
+          </w:tcPr>
+          <w:p>
+            <w:r/>
+            <w:r>
+              <w:rPr>
+                <w:rFonts w:ascii="Calibri" w:hAnsi="Calibri" w:eastAsia="Calibri"/>
+                <w:b w:val="0"/>
+                <w:color w:val="333333"/>
+                <w:sz w:val="18"/>
+              </w:rPr>
+              <w:t>2499680234</w:t>
+            </w:r>
+          </w:p>
+        </w:tc>
+        <w:tc>
+          <w:tcPr>
+            <w:tcW w:type="dxa" w:w="3685"/>
+          </w:tcPr>
+          <w:p>
+            <w:r/>
+            <w:r>
+              <w:rPr>
+                <w:rFonts w:ascii="Calibri" w:hAnsi="Calibri" w:eastAsia="Calibri"/>
+                <w:b w:val="0"/>
+                <w:color w:val="333333"/>
+                <w:sz w:val="18"/>
+              </w:rPr>
+              <w:t>Рыбалка</w:t>
             </w:r>
           </w:p>
         </w:tc>
@@ -793,7 +954,7 @@
       <w:tr>
         <w:tc>
           <w:tcPr>
-            <w:tcW w:type="dxa" w:w="2268"/>
+            <w:tcW w:type="dxa" w:w="1984"/>
             <w:shd w:fill="F2F7FA" w:val="clear"/>
           </w:tcPr>
           <w:p>
@@ -805,13 +966,13 @@
                 <w:color w:val="333333"/>
                 <w:sz w:val="18"/>
               </w:rPr>
-              <w:t>Логика</w:t>
+              <w:t>Отдых в Сочи</w:t>
             </w:r>
           </w:p>
         </w:tc>
         <w:tc>
           <w:tcPr>
-            <w:tcW w:type="dxa" w:w="7370"/>
+            <w:tcW w:type="dxa" w:w="1984"/>
             <w:shd w:fill="F2F7FA" w:val="clear"/>
           </w:tcPr>
           <w:p>
@@ -823,51 +984,13 @@
                 <w:color w:val="333333"/>
                 <w:sz w:val="18"/>
               </w:rPr>
-              <w:t>Оба интереса (пересечение AND, если доступно; иначе оба в одном сегменте)</w:t>
-            </w:r>
-          </w:p>
-        </w:tc>
-      </w:tr>
-      <w:tr>
-        <w:tc>
-          <w:tcPr>
-            <w:tcW w:type="dxa" w:w="2268"/>
-          </w:tcPr>
-          <w:p>
-            <w:r/>
-            <w:r>
-              <w:rPr>
-                <w:rFonts w:ascii="Calibri" w:hAnsi="Calibri" w:eastAsia="Calibri"/>
-                <w:b w:val="0"/>
-                <w:color w:val="333333"/>
-                <w:sz w:val="18"/>
-              </w:rPr>
-              <w:t>ID 2499680234</w:t>
+              <w:t>Краткосрочный интерес</w:t>
             </w:r>
           </w:p>
         </w:tc>
         <w:tc>
           <w:tcPr>
-            <w:tcW w:type="dxa" w:w="7370"/>
-          </w:tcPr>
-          <w:p>
-            <w:r/>
-            <w:r>
-              <w:rPr>
-                <w:rFonts w:ascii="Calibri" w:hAnsi="Calibri" w:eastAsia="Calibri"/>
-                <w:b w:val="0"/>
-                <w:color w:val="333333"/>
-                <w:sz w:val="18"/>
-              </w:rPr>
-              <w:t>INTERESTS · Рыбалка</w:t>
-            </w:r>
-          </w:p>
-        </w:tc>
-      </w:tr>
-      <w:tr>
-        <w:tc>
-          <w:tcPr>
-            <w:tcW w:type="dxa" w:w="2268"/>
+            <w:tcW w:type="dxa" w:w="1417"/>
             <w:shd w:fill="F2F7FA" w:val="clear"/>
           </w:tcPr>
           <w:p>
@@ -879,13 +1002,13 @@
                 <w:color w:val="333333"/>
                 <w:sz w:val="18"/>
               </w:rPr>
-              <w:t>ID 2499680488</w:t>
+              <w:t>2499680488</w:t>
             </w:r>
           </w:p>
         </w:tc>
         <w:tc>
           <w:tcPr>
-            <w:tcW w:type="dxa" w:w="7370"/>
+            <w:tcW w:type="dxa" w:w="3685"/>
             <w:shd w:fill="F2F7FA" w:val="clear"/>
           </w:tcPr>
           <w:p>
@@ -897,7 +1020,7 @@
                 <w:color w:val="333333"/>
                 <w:sz w:val="18"/>
               </w:rPr>
-              <w:t>INTERESTS · Отдых в Сочи</w:t>
+              <w:t>Отдых в Сочи</w:t>
             </w:r>
           </w:p>
         </w:tc>
@@ -916,7 +1039,7 @@
           <w:color w:val="333333"/>
           <w:sz w:val="22"/>
         </w:rPr>
-        <w:t>Создать сегмент → добавить интерес «Рыбалка» (id 2499680234).</w:t>
+        <w:t>В блоке «Профиль пользователя» → «Краткосрочные интересы» → Добавить.</w:t>
       </w:r>
     </w:p>
     <w:p>
@@ -931,7 +1054,7 @@
           <w:color w:val="333333"/>
           <w:sz w:val="22"/>
         </w:rPr>
-        <w:t>Добавить интерес «Отдых в Сочи» (id 2499680488).</w:t>
+        <w:t>Найти и включить интерес «Рыбалка» (люди, интересующиеся рыбалкой и товарами для рыбалки).</w:t>
       </w:r>
     </w:p>
     <w:p>
@@ -946,7 +1069,7 @@
           <w:color w:val="333333"/>
           <w:sz w:val="22"/>
         </w:rPr>
-        <w:t>Если интерфейс спрашивает «И» / «ИЛИ»: выбрать И (AND) — человек и рыбак, и интересуется Сочи.</w:t>
+        <w:t>Добавить интерес «Отдых в Сочи» (туры, экскурсии, достопримечательности Сочи).</w:t>
       </w:r>
     </w:p>
     <w:p>
@@ -961,7 +1084,22 @@
           <w:color w:val="333333"/>
           <w:sz w:val="22"/>
         </w:rPr>
-        <w:t>Сохранить сегмент. Запомнить имя: G10-ядро рыбалка Сочи.</w:t>
+        <w:t>Если интерфейс предлагает логику «И» / «ИЛИ» между интересами — выбрать И (AND): и рыбалка, и Сочи.</w:t>
+      </w:r>
+    </w:p>
+    <w:p>
+      <w:pPr>
+        <w:pStyle w:val="ListNumber"/>
+        <w:spacing w:after="60"/>
+      </w:pPr>
+      <w:r>
+        <w:rPr>
+          <w:rFonts w:ascii="Calibri" w:hAnsi="Calibri" w:eastAsia="Calibri"/>
+          <w:b w:val="0"/>
+          <w:color w:val="333333"/>
+          <w:sz w:val="22"/>
+        </w:rPr>
+        <w:t>Соцдем (пол, возраст, доход) в профиле G10 не дублировать: на кампании уже стоит −100% до 18 лет и корректировки по регионам/устройствам.</w:t>
       </w:r>
     </w:p>
     <w:p>
@@ -975,7 +1113,21 @@
           <w:color w:val="0B3D5C"/>
           <w:sz w:val="26"/>
         </w:rPr>
-        <w:t>4.2. Сегмент B · G10-море Сочи (конкуренты + форум)</w:t>
+        <w:t>4.3. Набор 2 · поведение HOST (если блок «Поведение» доступен)</w:t>
+      </w:r>
+    </w:p>
+    <w:p>
+      <w:pPr>
+        <w:spacing w:after="120"/>
+      </w:pPr>
+      <w:r>
+        <w:rPr>
+          <w:rFonts w:ascii="Calibri" w:hAnsi="Calibri" w:eastAsia="Calibri"/>
+          <w:b w:val="0"/>
+          <w:color w:val="333333"/>
+          <w:sz w:val="22"/>
+        </w:rPr>
+        <w:t>В том же «Профиле пользователя» может быть подблок «Поведение» — до 10 условий в наборе. Сюда добавляют посещение сайтов (type HOST из вашего списка), если Директ находит их по домену:</w:t>
       </w:r>
     </w:p>
     <w:tbl>
@@ -985,15 +1137,32 @@
         <w:tblLook w:firstColumn="1" w:firstRow="1" w:lastColumn="0" w:lastRow="0" w:noHBand="0" w:noVBand="1" w:val="04A0"/>
       </w:tblPr>
       <w:tblGrid>
-        <w:gridCol w:w="2621"/>
-        <w:gridCol w:w="2621"/>
-        <w:gridCol w:w="2621"/>
-        <w:gridCol w:w="2621"/>
+        <w:gridCol w:w="3494"/>
+        <w:gridCol w:w="3494"/>
+        <w:gridCol w:w="3494"/>
       </w:tblGrid>
       <w:tr>
         <w:tc>
           <w:tcPr>
-            <w:tcW w:type="dxa" w:w="1417"/>
+            <w:tcW w:type="dxa" w:w="1134"/>
+            <w:shd w:fill="0B3D5C" w:val="clear"/>
+          </w:tcPr>
+          <w:p>
+            <w:r/>
+            <w:r>
+              <w:rPr>
+                <w:rFonts w:ascii="Calibri" w:hAnsi="Calibri" w:eastAsia="Calibri"/>
+                <w:b/>
+                <w:color w:val="FFFFFF"/>
+                <w:sz w:val="18"/>
+              </w:rPr>
+              <w:t>Приоритет</w:t>
+            </w:r>
+          </w:p>
+        </w:tc>
+        <w:tc>
+          <w:tcPr>
+            <w:tcW w:type="dxa" w:w="1701"/>
             <w:shd w:fill="0B3D5C" w:val="clear"/>
           </w:tcPr>
           <w:p>
@@ -1011,7 +1180,7 @@
         </w:tc>
         <w:tc>
           <w:tcPr>
-            <w:tcW w:type="dxa" w:w="1134"/>
+            <w:tcW w:type="dxa" w:w="6236"/>
             <w:shd w:fill="0B3D5C" w:val="clear"/>
           </w:tcPr>
           <w:p>
@@ -1023,43 +1192,7 @@
                 <w:color w:val="FFFFFF"/>
                 <w:sz w:val="18"/>
               </w:rPr>
-              <w:t>Тип</w:t>
-            </w:r>
-          </w:p>
-        </w:tc>
-        <w:tc>
-          <w:tcPr>
-            <w:tcW w:type="dxa" w:w="2551"/>
-            <w:shd w:fill="0B3D5C" w:val="clear"/>
-          </w:tcPr>
-          <w:p>
-            <w:r/>
-            <w:r>
-              <w:rPr>
-                <w:rFonts w:ascii="Calibri" w:hAnsi="Calibri" w:eastAsia="Calibri"/>
-                <w:b/>
-                <w:color w:val="FFFFFF"/>
-                <w:sz w:val="18"/>
-              </w:rPr>
-              <w:t>Название</w:t>
-            </w:r>
-          </w:p>
-        </w:tc>
-        <w:tc>
-          <w:tcPr>
-            <w:tcW w:type="dxa" w:w="1417"/>
-            <w:shd w:fill="0B3D5C" w:val="clear"/>
-          </w:tcPr>
-          <w:p>
-            <w:r/>
-            <w:r>
-              <w:rPr>
-                <w:rFonts w:ascii="Calibri" w:hAnsi="Calibri" w:eastAsia="Calibri"/>
-                <w:b/>
-                <w:color w:val="FFFFFF"/>
-                <w:sz w:val="18"/>
-              </w:rPr>
-              <w:t>Включить</w:t>
+              <w:t>Домен</w:t>
             </w:r>
           </w:p>
         </w:tc>
@@ -1067,7 +1200,24 @@
       <w:tr>
         <w:tc>
           <w:tcPr>
-            <w:tcW w:type="dxa" w:w="1417"/>
+            <w:tcW w:type="dxa" w:w="1134"/>
+          </w:tcPr>
+          <w:p>
+            <w:r/>
+            <w:r>
+              <w:rPr>
+                <w:rFonts w:ascii="Calibri" w:hAnsi="Calibri" w:eastAsia="Calibri"/>
+                <w:b w:val="0"/>
+                <w:color w:val="333333"/>
+                <w:sz w:val="18"/>
+              </w:rPr>
+              <w:t>1</w:t>
+            </w:r>
+          </w:p>
+        </w:tc>
+        <w:tc>
+          <w:tcPr>
+            <w:tcW w:type="dxa" w:w="1701"/>
           </w:tcPr>
           <w:p>
             <w:r/>
@@ -1084,24 +1234,7 @@
         </w:tc>
         <w:tc>
           <w:tcPr>
-            <w:tcW w:type="dxa" w:w="1134"/>
-          </w:tcPr>
-          <w:p>
-            <w:r/>
-            <w:r>
-              <w:rPr>
-                <w:rFonts w:ascii="Calibri" w:hAnsi="Calibri" w:eastAsia="Calibri"/>
-                <w:b w:val="0"/>
-                <w:color w:val="333333"/>
-                <w:sz w:val="18"/>
-              </w:rPr>
-              <w:t>HOST</w:t>
-            </w:r>
-          </w:p>
-        </w:tc>
-        <w:tc>
-          <w:tcPr>
-            <w:tcW w:type="dxa" w:w="2551"/>
+            <w:tcW w:type="dxa" w:w="6236"/>
           </w:tcPr>
           <w:p>
             <w:r/>
@@ -1116,9 +1249,12 @@
             </w:r>
           </w:p>
         </w:tc>
+      </w:tr>
+      <w:tr>
         <w:tc>
           <w:tcPr>
-            <w:tcW w:type="dxa" w:w="1417"/>
+            <w:tcW w:type="dxa" w:w="1134"/>
+            <w:shd w:fill="F2F7FA" w:val="clear"/>
           </w:tcPr>
           <w:p>
             <w:r/>
@@ -1129,15 +1265,13 @@
                 <w:color w:val="333333"/>
                 <w:sz w:val="18"/>
               </w:rPr>
-              <w:t>Да</w:t>
+              <w:t>2</w:t>
             </w:r>
           </w:p>
         </w:tc>
-      </w:tr>
-      <w:tr>
         <w:tc>
           <w:tcPr>
-            <w:tcW w:type="dxa" w:w="1417"/>
+            <w:tcW w:type="dxa" w:w="1701"/>
             <w:shd w:fill="F2F7FA" w:val="clear"/>
           </w:tcPr>
           <w:p>
@@ -1155,25 +1289,7 @@
         </w:tc>
         <w:tc>
           <w:tcPr>
-            <w:tcW w:type="dxa" w:w="1134"/>
-            <w:shd w:fill="F2F7FA" w:val="clear"/>
-          </w:tcPr>
-          <w:p>
-            <w:r/>
-            <w:r>
-              <w:rPr>
-                <w:rFonts w:ascii="Calibri" w:hAnsi="Calibri" w:eastAsia="Calibri"/>
-                <w:b w:val="0"/>
-                <w:color w:val="333333"/>
-                <w:sz w:val="18"/>
-              </w:rPr>
-              <w:t>HOST</w:t>
-            </w:r>
-          </w:p>
-        </w:tc>
-        <w:tc>
-          <w:tcPr>
-            <w:tcW w:type="dxa" w:w="2551"/>
+            <w:tcW w:type="dxa" w:w="6236"/>
             <w:shd w:fill="F2F7FA" w:val="clear"/>
           </w:tcPr>
           <w:p>
@@ -1189,10 +1305,11 @@
             </w:r>
           </w:p>
         </w:tc>
+      </w:tr>
+      <w:tr>
         <w:tc>
           <w:tcPr>
-            <w:tcW w:type="dxa" w:w="1417"/>
-            <w:shd w:fill="F2F7FA" w:val="clear"/>
+            <w:tcW w:type="dxa" w:w="1134"/>
           </w:tcPr>
           <w:p>
             <w:r/>
@@ -1203,15 +1320,13 @@
                 <w:color w:val="333333"/>
                 <w:sz w:val="18"/>
               </w:rPr>
-              <w:t>Да</w:t>
+              <w:t>3</w:t>
             </w:r>
           </w:p>
         </w:tc>
-      </w:tr>
-      <w:tr>
         <w:tc>
           <w:tcPr>
-            <w:tcW w:type="dxa" w:w="1417"/>
+            <w:tcW w:type="dxa" w:w="1701"/>
           </w:tcPr>
           <w:p>
             <w:r/>
@@ -1228,24 +1343,7 @@
         </w:tc>
         <w:tc>
           <w:tcPr>
-            <w:tcW w:type="dxa" w:w="1134"/>
-          </w:tcPr>
-          <w:p>
-            <w:r/>
-            <w:r>
-              <w:rPr>
-                <w:rFonts w:ascii="Calibri" w:hAnsi="Calibri" w:eastAsia="Calibri"/>
-                <w:b w:val="0"/>
-                <w:color w:val="333333"/>
-                <w:sz w:val="18"/>
-              </w:rPr>
-              <w:t>HOST</w:t>
-            </w:r>
-          </w:p>
-        </w:tc>
-        <w:tc>
-          <w:tcPr>
-            <w:tcW w:type="dxa" w:w="2551"/>
+            <w:tcW w:type="dxa" w:w="6236"/>
           </w:tcPr>
           <w:p>
             <w:r/>
@@ -1260,9 +1358,12 @@
             </w:r>
           </w:p>
         </w:tc>
+      </w:tr>
+      <w:tr>
         <w:tc>
           <w:tcPr>
-            <w:tcW w:type="dxa" w:w="1417"/>
+            <w:tcW w:type="dxa" w:w="1134"/>
+            <w:shd w:fill="F2F7FA" w:val="clear"/>
           </w:tcPr>
           <w:p>
             <w:r/>
@@ -1273,15 +1374,13 @@
                 <w:color w:val="333333"/>
                 <w:sz w:val="18"/>
               </w:rPr>
-              <w:t>Да</w:t>
+              <w:t>4</w:t>
             </w:r>
           </w:p>
         </w:tc>
-      </w:tr>
-      <w:tr>
         <w:tc>
           <w:tcPr>
-            <w:tcW w:type="dxa" w:w="1417"/>
+            <w:tcW w:type="dxa" w:w="1701"/>
             <w:shd w:fill="F2F7FA" w:val="clear"/>
           </w:tcPr>
           <w:p>
@@ -1299,25 +1398,7 @@
         </w:tc>
         <w:tc>
           <w:tcPr>
-            <w:tcW w:type="dxa" w:w="1134"/>
-            <w:shd w:fill="F2F7FA" w:val="clear"/>
-          </w:tcPr>
-          <w:p>
-            <w:r/>
-            <w:r>
-              <w:rPr>
-                <w:rFonts w:ascii="Calibri" w:hAnsi="Calibri" w:eastAsia="Calibri"/>
-                <w:b w:val="0"/>
-                <w:color w:val="333333"/>
-                <w:sz w:val="18"/>
-              </w:rPr>
-              <w:t>HOST</w:t>
-            </w:r>
-          </w:p>
-        </w:tc>
-        <w:tc>
-          <w:tcPr>
-            <w:tcW w:type="dxa" w:w="2551"/>
+            <w:tcW w:type="dxa" w:w="6236"/>
             <w:shd w:fill="F2F7FA" w:val="clear"/>
           </w:tcPr>
           <w:p>
@@ -1333,10 +1414,11 @@
             </w:r>
           </w:p>
         </w:tc>
+      </w:tr>
+      <w:tr>
         <w:tc>
           <w:tcPr>
-            <w:tcW w:type="dxa" w:w="1417"/>
-            <w:shd w:fill="F2F7FA" w:val="clear"/>
+            <w:tcW w:type="dxa" w:w="1134"/>
           </w:tcPr>
           <w:p>
             <w:r/>
@@ -1347,15 +1429,13 @@
                 <w:color w:val="333333"/>
                 <w:sz w:val="18"/>
               </w:rPr>
-              <w:t>Да</w:t>
+              <w:t>5</w:t>
             </w:r>
           </w:p>
         </w:tc>
-      </w:tr>
-      <w:tr>
         <w:tc>
           <w:tcPr>
-            <w:tcW w:type="dxa" w:w="1417"/>
+            <w:tcW w:type="dxa" w:w="1701"/>
           </w:tcPr>
           <w:p>
             <w:r/>
@@ -1372,24 +1452,7 @@
         </w:tc>
         <w:tc>
           <w:tcPr>
-            <w:tcW w:type="dxa" w:w="1134"/>
-          </w:tcPr>
-          <w:p>
-            <w:r/>
-            <w:r>
-              <w:rPr>
-                <w:rFonts w:ascii="Calibri" w:hAnsi="Calibri" w:eastAsia="Calibri"/>
-                <w:b w:val="0"/>
-                <w:color w:val="333333"/>
-                <w:sz w:val="18"/>
-              </w:rPr>
-              <w:t>HOST</w:t>
-            </w:r>
-          </w:p>
-        </w:tc>
-        <w:tc>
-          <w:tcPr>
-            <w:tcW w:type="dxa" w:w="2551"/>
+            <w:tcW w:type="dxa" w:w="6236"/>
           </w:tcPr>
           <w:p>
             <w:r/>
@@ -1404,9 +1467,12 @@
             </w:r>
           </w:p>
         </w:tc>
+      </w:tr>
+      <w:tr>
         <w:tc>
           <w:tcPr>
-            <w:tcW w:type="dxa" w:w="1417"/>
+            <w:tcW w:type="dxa" w:w="1134"/>
+            <w:shd w:fill="F2F7FA" w:val="clear"/>
           </w:tcPr>
           <w:p>
             <w:r/>
@@ -1417,15 +1483,13 @@
                 <w:color w:val="333333"/>
                 <w:sz w:val="18"/>
               </w:rPr>
-              <w:t>Да</w:t>
+              <w:t>6</w:t>
             </w:r>
           </w:p>
         </w:tc>
-      </w:tr>
-      <w:tr>
         <w:tc>
           <w:tcPr>
-            <w:tcW w:type="dxa" w:w="1417"/>
+            <w:tcW w:type="dxa" w:w="1701"/>
             <w:shd w:fill="F2F7FA" w:val="clear"/>
           </w:tcPr>
           <w:p>
@@ -1443,25 +1507,7 @@
         </w:tc>
         <w:tc>
           <w:tcPr>
-            <w:tcW w:type="dxa" w:w="1134"/>
-            <w:shd w:fill="F2F7FA" w:val="clear"/>
-          </w:tcPr>
-          <w:p>
-            <w:r/>
-            <w:r>
-              <w:rPr>
-                <w:rFonts w:ascii="Calibri" w:hAnsi="Calibri" w:eastAsia="Calibri"/>
-                <w:b w:val="0"/>
-                <w:color w:val="333333"/>
-                <w:sz w:val="18"/>
-              </w:rPr>
-              <w:t>HOST</w:t>
-            </w:r>
-          </w:p>
-        </w:tc>
-        <w:tc>
-          <w:tcPr>
-            <w:tcW w:type="dxa" w:w="2551"/>
+            <w:tcW w:type="dxa" w:w="6236"/>
             <w:shd w:fill="F2F7FA" w:val="clear"/>
           </w:tcPr>
           <w:p>
@@ -1474,94 +1520,6 @@
                 <w:sz w:val="18"/>
               </w:rPr>
               <w:t>lovimvmeste.ru</w:t>
-            </w:r>
-          </w:p>
-        </w:tc>
-        <w:tc>
-          <w:tcPr>
-            <w:tcW w:type="dxa" w:w="1417"/>
-            <w:shd w:fill="F2F7FA" w:val="clear"/>
-          </w:tcPr>
-          <w:p>
-            <w:r/>
-            <w:r>
-              <w:rPr>
-                <w:rFonts w:ascii="Calibri" w:hAnsi="Calibri" w:eastAsia="Calibri"/>
-                <w:b w:val="0"/>
-                <w:color w:val="333333"/>
-                <w:sz w:val="18"/>
-              </w:rPr>
-              <w:t>Да</w:t>
-            </w:r>
-          </w:p>
-        </w:tc>
-      </w:tr>
-      <w:tr>
-        <w:tc>
-          <w:tcPr>
-            <w:tcW w:type="dxa" w:w="1417"/>
-          </w:tcPr>
-          <w:p>
-            <w:r/>
-            <w:r>
-              <w:rPr>
-                <w:rFonts w:ascii="Calibri" w:hAnsi="Calibri" w:eastAsia="Calibri"/>
-                <w:b w:val="0"/>
-                <w:color w:val="333333"/>
-                <w:sz w:val="18"/>
-              </w:rPr>
-              <w:t>2499680488</w:t>
-            </w:r>
-          </w:p>
-        </w:tc>
-        <w:tc>
-          <w:tcPr>
-            <w:tcW w:type="dxa" w:w="1134"/>
-          </w:tcPr>
-          <w:p>
-            <w:r/>
-            <w:r>
-              <w:rPr>
-                <w:rFonts w:ascii="Calibri" w:hAnsi="Calibri" w:eastAsia="Calibri"/>
-                <w:b w:val="0"/>
-                <w:color w:val="333333"/>
-                <w:sz w:val="18"/>
-              </w:rPr>
-              <w:t>INTERESTS</w:t>
-            </w:r>
-          </w:p>
-        </w:tc>
-        <w:tc>
-          <w:tcPr>
-            <w:tcW w:type="dxa" w:w="2551"/>
-          </w:tcPr>
-          <w:p>
-            <w:r/>
-            <w:r>
-              <w:rPr>
-                <w:rFonts w:ascii="Calibri" w:hAnsi="Calibri" w:eastAsia="Calibri"/>
-                <w:b w:val="0"/>
-                <w:color w:val="333333"/>
-                <w:sz w:val="18"/>
-              </w:rPr>
-              <w:t>Отдых в Сочи</w:t>
-            </w:r>
-          </w:p>
-        </w:tc>
-        <w:tc>
-          <w:tcPr>
-            <w:tcW w:type="dxa" w:w="1417"/>
-          </w:tcPr>
-          <w:p>
-            <w:r/>
-            <w:r>
-              <w:rPr>
-                <w:rFonts w:ascii="Calibri" w:hAnsi="Calibri" w:eastAsia="Calibri"/>
-                <w:b w:val="0"/>
-                <w:color w:val="333333"/>
-                <w:sz w:val="18"/>
-              </w:rPr>
-              <w:t>Да (если можно AND)</w:t>
             </w:r>
           </w:p>
         </w:tc>
@@ -1580,7 +1538,7 @@
           <w:color w:val="333333"/>
           <w:sz w:val="22"/>
         </w:rPr>
-        <w:t>Имя сегмента: G10-море Сочи.</w:t>
+        <w:t>Поведение → Добавить → искать домен (например morskayarybalka.ru).</w:t>
       </w:r>
     </w:p>
     <w:p>
@@ -1595,7 +1553,7 @@
           <w:color w:val="333333"/>
           <w:sz w:val="22"/>
         </w:rPr>
-        <w:t>Добавить HOST-сайты из таблицы (посещали сайт за период по умолчанию).</w:t>
+        <w:t>Добавить 4–6 сайтов из таблицы (лимит 10 на набор).</w:t>
       </w:r>
     </w:p>
     <w:p>
@@ -1610,7 +1568,7 @@
           <w:color w:val="333333"/>
           <w:sz w:val="22"/>
         </w:rPr>
-        <w:t>При возможности добавить интерес «Отдых в Сочи» с условием И.</w:t>
+        <w:t>Если домен не находится в профиле — см. п. 4.5 (запасной путь через сегмент).</w:t>
       </w:r>
     </w:p>
     <w:p>
@@ -1625,7 +1583,7 @@
           <w:color w:val="333333"/>
           <w:sz w:val="22"/>
         </w:rPr>
-        <w:t>Сохранить. Это горячая аудитория: морская рыбалка / Сочи / форумы.</w:t>
+        <w:t>Не добавлять в этот набор: рыбалка-урал.рф, fishingsib.ru, carptravel.ru (см. §4.4).</w:t>
       </w:r>
     </w:p>
     <w:p>
@@ -1639,7 +1597,7 @@
           <w:color w:val="0B3D5C"/>
           <w:sz w:val="26"/>
         </w:rPr>
-        <w:t>4.3. Сегмент C · G10-приложения (дополнительно)</w:t>
+        <w:t>4.4. Набор 3 · приложения (опционально)</w:t>
       </w:r>
     </w:p>
     <w:tbl>
@@ -1649,9 +1607,8 @@
         <w:tblLook w:firstColumn="1" w:firstRow="1" w:lastColumn="0" w:lastRow="0" w:noHBand="0" w:noVBand="1" w:val="04A0"/>
       </w:tblPr>
       <w:tblGrid>
-        <w:gridCol w:w="3494"/>
-        <w:gridCol w:w="3494"/>
-        <w:gridCol w:w="3494"/>
+        <w:gridCol w:w="5241"/>
+        <w:gridCol w:w="5241"/>
       </w:tblGrid>
       <w:tr>
         <w:tc>
@@ -1674,7 +1631,7 @@
         </w:tc>
         <w:tc>
           <w:tcPr>
-            <w:tcW w:type="dxa" w:w="1701"/>
+            <w:tcW w:type="dxa" w:w="7370"/>
             <w:shd w:fill="0B3D5C" w:val="clear"/>
           </w:tcPr>
           <w:p>
@@ -1686,25 +1643,7 @@
                 <w:color w:val="FFFFFF"/>
                 <w:sz w:val="18"/>
               </w:rPr>
-              <w:t>Тип</w:t>
-            </w:r>
-          </w:p>
-        </w:tc>
-        <w:tc>
-          <w:tcPr>
-            <w:tcW w:type="dxa" w:w="5669"/>
-            <w:shd w:fill="0B3D5C" w:val="clear"/>
-          </w:tcPr>
-          <w:p>
-            <w:r/>
-            <w:r>
-              <w:rPr>
-                <w:rFonts w:ascii="Calibri" w:hAnsi="Calibri" w:eastAsia="Calibri"/>
-                <w:b/>
-                <w:color w:val="FFFFFF"/>
-                <w:sz w:val="18"/>
-              </w:rPr>
-              <w:t>Название</w:t>
+              <w:t>Приложение</w:t>
             </w:r>
           </w:p>
         </w:tc>
@@ -1729,24 +1668,7 @@
         </w:tc>
         <w:tc>
           <w:tcPr>
-            <w:tcW w:type="dxa" w:w="1701"/>
-          </w:tcPr>
-          <w:p>
-            <w:r/>
-            <w:r>
-              <w:rPr>
-                <w:rFonts w:ascii="Calibri" w:hAnsi="Calibri" w:eastAsia="Calibri"/>
-                <w:b w:val="0"/>
-                <w:color w:val="333333"/>
-                <w:sz w:val="18"/>
-              </w:rPr>
-              <w:t>APPLICATION</w:t>
-            </w:r>
-          </w:p>
-        </w:tc>
-        <w:tc>
-          <w:tcPr>
-            <w:tcW w:type="dxa" w:w="5669"/>
+            <w:tcW w:type="dxa" w:w="7370"/>
           </w:tcPr>
           <w:p>
             <w:r/>
@@ -1783,25 +1705,7 @@
         </w:tc>
         <w:tc>
           <w:tcPr>
-            <w:tcW w:type="dxa" w:w="1701"/>
-            <w:shd w:fill="F2F7FA" w:val="clear"/>
-          </w:tcPr>
-          <w:p>
-            <w:r/>
-            <w:r>
-              <w:rPr>
-                <w:rFonts w:ascii="Calibri" w:hAnsi="Calibri" w:eastAsia="Calibri"/>
-                <w:b w:val="0"/>
-                <w:color w:val="333333"/>
-                <w:sz w:val="18"/>
-              </w:rPr>
-              <w:t>APPLICATION</w:t>
-            </w:r>
-          </w:p>
-        </w:tc>
-        <w:tc>
-          <w:tcPr>
-            <w:tcW w:type="dxa" w:w="5669"/>
+            <w:tcW w:type="dxa" w:w="7370"/>
             <w:shd w:fill="F2F7FA" w:val="clear"/>
           </w:tcPr>
           <w:p>
@@ -1818,65 +1722,11 @@
           </w:p>
         </w:tc>
       </w:tr>
-      <w:tr>
-        <w:tc>
-          <w:tcPr>
-            <w:tcW w:type="dxa" w:w="1701"/>
-          </w:tcPr>
-          <w:p>
-            <w:r/>
-            <w:r>
-              <w:rPr>
-                <w:rFonts w:ascii="Calibri" w:hAnsi="Calibri" w:eastAsia="Calibri"/>
-                <w:b w:val="0"/>
-                <w:color w:val="333333"/>
-                <w:sz w:val="18"/>
-              </w:rPr>
-              <w:t>2499680234</w:t>
-            </w:r>
-          </w:p>
-        </w:tc>
-        <w:tc>
-          <w:tcPr>
-            <w:tcW w:type="dxa" w:w="1701"/>
-          </w:tcPr>
-          <w:p>
-            <w:r/>
-            <w:r>
-              <w:rPr>
-                <w:rFonts w:ascii="Calibri" w:hAnsi="Calibri" w:eastAsia="Calibri"/>
-                <w:b w:val="0"/>
-                <w:color w:val="333333"/>
-                <w:sz w:val="18"/>
-              </w:rPr>
-              <w:t>INTERESTS</w:t>
-            </w:r>
-          </w:p>
-        </w:tc>
-        <w:tc>
-          <w:tcPr>
-            <w:tcW w:type="dxa" w:w="5669"/>
-          </w:tcPr>
-          <w:p>
-            <w:r/>
-            <w:r>
-              <w:rPr>
-                <w:rFonts w:ascii="Calibri" w:hAnsi="Calibri" w:eastAsia="Calibri"/>
-                <w:b w:val="0"/>
-                <w:color w:val="333333"/>
-                <w:sz w:val="18"/>
-              </w:rPr>
-              <w:t>Рыбалка</w:t>
-            </w:r>
-          </w:p>
-        </w:tc>
-      </w:tr>
     </w:tbl>
     <w:p/>
     <w:p>
       <w:pPr>
-        <w:pStyle w:val="ListNumber"/>
-        <w:spacing w:after="60"/>
+        <w:spacing w:after="120"/>
       </w:pPr>
       <w:r>
         <w:rPr>
@@ -1885,7 +1735,35 @@
           <w:color w:val="333333"/>
           <w:sz w:val="22"/>
         </w:rPr>
-        <w:t>Имя сегмента: G10-приложения рыбалка.</w:t>
+        <w:t>Если в «Поведении» есть категория «Приложения» — добавить оба. Иначе пропустить на старте; ядра (Рыбалка + Отдых в Сочи) достаточно.</w:t>
+      </w:r>
+    </w:p>
+    <w:p>
+      <w:pPr>
+        <w:pStyle w:val="Heading2"/>
+      </w:pPr>
+      <w:r>
+        <w:rPr>
+          <w:rFonts w:ascii="Calibri" w:hAnsi="Calibri" w:eastAsia="Calibri"/>
+          <w:b/>
+          <w:color w:val="0B3D5C"/>
+          <w:sz w:val="26"/>
+        </w:rPr>
+        <w:t>4.5. Запасной путь: HOST/приложения через сегмент</w:t>
+      </w:r>
+    </w:p>
+    <w:p>
+      <w:pPr>
+        <w:spacing w:after="120"/>
+      </w:pPr>
+      <w:r>
+        <w:rPr>
+          <w:rFonts w:ascii="Calibri" w:hAnsi="Calibri" w:eastAsia="Calibri"/>
+          <w:b w:val="0"/>
+          <w:color w:val="333333"/>
+          <w:sz w:val="22"/>
+        </w:rPr>
+        <w:t>Если в «Профиле пользователя» нет поиска по сайтам/приложениям, а только интересы:</w:t>
       </w:r>
     </w:p>
     <w:p>
@@ -1900,7 +1778,7 @@
           <w:color w:val="333333"/>
           <w:sz w:val="22"/>
         </w:rPr>
-        <w:t>Добавить оба приложения + интерес «Рыбалка» (логика ИЛИ между приложениями, И с интересом — по возможности).</w:t>
+        <w:t>Директ → Инструменты → Менеджер аудиторий → Создать сегмент.</w:t>
       </w:r>
     </w:p>
     <w:p>
@@ -1915,7 +1793,37 @@
           <w:color w:val="333333"/>
           <w:sz w:val="22"/>
         </w:rPr>
-        <w:t>Сохранить. Подключать после сегмента A, если нужен дополнительный охват.</w:t>
+        <w:t>Собрать сегмент «G10-море Сочи» из HOST-доменов (таблица §4.3).</w:t>
+      </w:r>
+    </w:p>
+    <w:p>
+      <w:pPr>
+        <w:pStyle w:val="ListNumber"/>
+        <w:spacing w:after="60"/>
+      </w:pPr>
+      <w:r>
+        <w:rPr>
+          <w:rFonts w:ascii="Calibri" w:hAnsi="Calibri" w:eastAsia="Calibri"/>
+          <w:b w:val="0"/>
+          <w:color w:val="333333"/>
+          <w:sz w:val="22"/>
+        </w:rPr>
+        <w:t>Вернуться в группу G10 → Редактировать → раздел «Сегменты аудитории» / «Ретаргетинг» (если есть под профилем) → подключить сегмент.</w:t>
+      </w:r>
+    </w:p>
+    <w:p>
+      <w:pPr>
+        <w:pStyle w:val="ListNumber"/>
+        <w:spacing w:after="60"/>
+      </w:pPr>
+      <w:r>
+        <w:rPr>
+          <w:rFonts w:ascii="Calibri" w:hAnsi="Calibri" w:eastAsia="Calibri"/>
+          <w:b w:val="0"/>
+          <w:color w:val="333333"/>
+          <w:sz w:val="22"/>
+        </w:rPr>
+        <w:t>На Поиске для сегмента — корректировка +15%, не «только эта аудитория».</w:t>
       </w:r>
     </w:p>
     <w:p>
@@ -1929,7 +1837,7 @@
           <w:color w:val="0B3D5C"/>
           <w:sz w:val="26"/>
         </w:rPr>
-        <w:t>4.4. Что НЕ включать в сегменты G10</w:t>
+        <w:t>4.6. Что НЕ включать в профиль G10</w:t>
       </w:r>
     </w:p>
     <w:tbl>
@@ -2353,7 +2261,7 @@
           <w:color w:val="0B3D5C"/>
           <w:sz w:val="32"/>
         </w:rPr>
-        <w:t>5. Шаг 4 — подключить сегменты к группе G10</w:t>
+        <w:t>5. Шаг 4 — сохранить профиль и проверить</w:t>
       </w:r>
     </w:p>
     <w:p>
@@ -2368,7 +2276,7 @@
           <w:color w:val="333333"/>
           <w:sz w:val="22"/>
         </w:rPr>
-        <w:t>Открыть группу G10 - морская рыбалка Сочи.</w:t>
+        <w:t>Внизу формы редактирования группы G10 нажать «Сохранить».</w:t>
       </w:r>
     </w:p>
     <w:p>
@@ -2383,7 +2291,7 @@
           <w:color w:val="333333"/>
           <w:sz w:val="22"/>
         </w:rPr>
-        <w:t>Раздел «Интересы и привычки» / «Аудитории» / «Сегменты» (название зависит от интерфейса ЕПК).</w:t>
+        <w:t>Убедиться, что в G1–G3, G5, G9 блок «Профиль пользователя» пустой.</w:t>
       </w:r>
     </w:p>
     <w:p>
@@ -2398,7 +2306,7 @@
           <w:color w:val="333333"/>
           <w:sz w:val="22"/>
         </w:rPr>
-        <w:t>Нажать «Добавить сегмент» → выбрать созданный G10-ядро рыбалка Сочи.</w:t>
+        <w:t>На РСЯ профиль сужает показы в сторону рыбаков / Сочи — это нормально для G10.</w:t>
       </w:r>
     </w:p>
     <w:p>
@@ -2413,7 +2321,7 @@
           <w:color w:val="333333"/>
           <w:sz w:val="22"/>
         </w:rPr>
-        <w:t>Режим для РСЯ: «Показывать пользователям из сегмента» (таргетинг на аудиторию) — если доступно.</w:t>
+        <w:t>На Поиске основной трафик идёт по ключевым фразам; профиль — дополнительный сигнал, не замена ключам.</w:t>
       </w:r>
     </w:p>
     <w:p>
@@ -2428,52 +2336,7 @@
           <w:color w:val="333333"/>
           <w:sz w:val="22"/>
         </w:rPr>
-        <w:t>Для Поиска: тот же сегмент → Корректировка ставки +25% (не «только эта аудитория», иначе режете охват).</w:t>
-      </w:r>
-    </w:p>
-    <w:p>
-      <w:pPr>
-        <w:pStyle w:val="ListNumber"/>
-        <w:spacing w:after="60"/>
-      </w:pPr>
-      <w:r>
-        <w:rPr>
-          <w:rFonts w:ascii="Calibri" w:hAnsi="Calibri" w:eastAsia="Calibri"/>
-          <w:b w:val="0"/>
-          <w:color w:val="333333"/>
-          <w:sz w:val="22"/>
-        </w:rPr>
-        <w:t>Добавить сегмент G10-море Сочи → корректировка +15% (Поиск) или таргетинг (РСЯ).</w:t>
-      </w:r>
-    </w:p>
-    <w:p>
-      <w:pPr>
-        <w:pStyle w:val="ListNumber"/>
-        <w:spacing w:after="60"/>
-      </w:pPr>
-      <w:r>
-        <w:rPr>
-          <w:rFonts w:ascii="Calibri" w:hAnsi="Calibri" w:eastAsia="Calibri"/>
-          <w:b w:val="0"/>
-          <w:color w:val="333333"/>
-          <w:sz w:val="22"/>
-        </w:rPr>
-        <w:t>Сегмент G10-приложения — по желанию, корректировка +10%.</w:t>
-      </w:r>
-    </w:p>
-    <w:p>
-      <w:pPr>
-        <w:pStyle w:val="ListNumber"/>
-        <w:spacing w:after="60"/>
-      </w:pPr>
-      <w:r>
-        <w:rPr>
-          <w:rFonts w:ascii="Calibri" w:hAnsi="Calibri" w:eastAsia="Calibri"/>
-          <w:b w:val="0"/>
-          <w:color w:val="333333"/>
-          <w:sz w:val="22"/>
-        </w:rPr>
-        <w:t>Сохранить группу.</w:t>
+        <w:t>Если подключали сегмент HOST (§4.5) — проверить, что он виден в группе G10.</w:t>
       </w:r>
     </w:p>
     <w:p>
@@ -2487,7 +2350,7 @@
           <w:color w:val="333333"/>
           <w:sz w:val="22"/>
         </w:rPr>
-        <w:t>Важно: на Поиске ключевые фразы + корректировка на рыбаков = широкий охват с приоритетом рыболовной аудитории. На РСЯ сегмент работает жёстче — там меньше мусора «Самара / пруды».</w:t>
+        <w:t>После сохранения профиля можно включать широкие автотаргет на G10 (см. §6).</w:t>
       </w:r>
     </w:p>
     <w:p>
@@ -2657,7 +2520,7 @@
                 <w:color w:val="333333"/>
                 <w:sz w:val="18"/>
               </w:rPr>
-              <w:t>ВКЛ (после подключения сегмента A)</w:t>
+              <w:t>ВКЛ (после профиля §4.2)</w:t>
             </w:r>
           </w:p>
         </w:tc>
@@ -2861,7 +2724,7 @@
           <w:color w:val="333333"/>
           <w:sz w:val="22"/>
         </w:rPr>
-        <w:t>Широкие на G10 можно включить только когда сегмент «Рыбалка + Отдых в Сочи» уже подключён. На G1–G3 и G5 широкие не трогать (уже чистили по отчёту 21.08).</w:t>
+        <w:t>Широкие на G10 можно включить только когда в профиле стоят «Рыбалка» и «Отдых в Сочи». На G1–G3 и G5 широкие не трогать (уже чистили по отчёту 21.08).</w:t>
       </w:r>
     </w:p>
     <w:p>
@@ -2940,7 +2803,7 @@
                 <w:color w:val="333333"/>
                 <w:sz w:val="18"/>
               </w:rPr>
-              <w:t>Сегмент G10-ядро</w:t>
+              <w:t>Сегмент HOST (если подключали §4.5)</w:t>
             </w:r>
           </w:p>
         </w:tc>
@@ -2957,81 +2820,7 @@
                 <w:color w:val="333333"/>
                 <w:sz w:val="18"/>
               </w:rPr>
-              <w:t>+25% (Поиск) / таргетинг (РСЯ)</w:t>
-            </w:r>
-          </w:p>
-        </w:tc>
-      </w:tr>
-      <w:tr>
-        <w:tc>
-          <w:tcPr>
-            <w:tcW w:type="dxa" w:w="3402"/>
-            <w:shd w:fill="F2F7FA" w:val="clear"/>
-          </w:tcPr>
-          <w:p>
-            <w:r/>
-            <w:r>
-              <w:rPr>
-                <w:rFonts w:ascii="Calibri" w:hAnsi="Calibri" w:eastAsia="Calibri"/>
-                <w:b w:val="0"/>
-                <w:color w:val="333333"/>
-                <w:sz w:val="18"/>
-              </w:rPr>
-              <w:t>Сегмент G10-море Сочи</w:t>
-            </w:r>
-          </w:p>
-        </w:tc>
-        <w:tc>
-          <w:tcPr>
-            <w:tcW w:type="dxa" w:w="6236"/>
-            <w:shd w:fill="F2F7FA" w:val="clear"/>
-          </w:tcPr>
-          <w:p>
-            <w:r/>
-            <w:r>
-              <w:rPr>
-                <w:rFonts w:ascii="Calibri" w:hAnsi="Calibri" w:eastAsia="Calibri"/>
-                <w:b w:val="0"/>
-                <w:color w:val="333333"/>
-                <w:sz w:val="18"/>
-              </w:rPr>
-              <w:t>+15%</w:t>
-            </w:r>
-          </w:p>
-        </w:tc>
-      </w:tr>
-      <w:tr>
-        <w:tc>
-          <w:tcPr>
-            <w:tcW w:type="dxa" w:w="3402"/>
-          </w:tcPr>
-          <w:p>
-            <w:r/>
-            <w:r>
-              <w:rPr>
-                <w:rFonts w:ascii="Calibri" w:hAnsi="Calibri" w:eastAsia="Calibri"/>
-                <w:b w:val="0"/>
-                <w:color w:val="333333"/>
-                <w:sz w:val="18"/>
-              </w:rPr>
-              <w:t>Сегмент G10-приложения</w:t>
-            </w:r>
-          </w:p>
-        </w:tc>
-        <w:tc>
-          <w:tcPr>
-            <w:tcW w:type="dxa" w:w="6236"/>
-          </w:tcPr>
-          <w:p>
-            <w:r/>
-            <w:r>
-              <w:rPr>
-                <w:rFonts w:ascii="Calibri" w:hAnsi="Calibri" w:eastAsia="Calibri"/>
-                <w:b w:val="0"/>
-                <w:color w:val="333333"/>
-                <w:sz w:val="18"/>
-              </w:rPr>
-              <w:t>+10% (опционально)</w:t>
+              <w:t>+15% на Поиске</w:t>
             </w:r>
           </w:p>
         </w:tc>
@@ -3123,7 +2912,7 @@
           <w:color w:val="333333"/>
           <w:sz w:val="22"/>
         </w:rPr>
-        <w:t>Корректировки кампании (Сочи +5%, Сириус +5%, смартфоны +20% и т.д.) действуют сами.</w:t>
+        <w:t>Профиль пользователя (интересы) сам по себе не всегда даёт поле «+25%» — он задаёт аудиторию. Корректировки +% — для сегментов Метрики и HOST (§4.5). Корректировки кампании (Сочи +5%, Сириус +5%, смартфоны +20%) действуют сами.</w:t>
       </w:r>
     </w:p>
     <w:p>
@@ -3875,7 +3664,7 @@
           <w:color w:val="333333"/>
           <w:sz w:val="22"/>
         </w:rPr>
-        <w:t>Проверить: в G1–G3, G5, G9 нет сегментов G10-ядро / G10-море.</w:t>
+        <w:t>Проверить: в G1–G3, G5, G9 блок «Профиль пользователя» пустой.</w:t>
       </w:r>
     </w:p>
     <w:p>
@@ -6340,7 +6129,7 @@
           <w:color w:val="333333"/>
           <w:sz w:val="22"/>
         </w:rPr>
-        <w:t>☐ Сегмент A «G10-ядро рыбалка Сочи» создан и подключён</w:t>
+        <w:t>☐ Профиль пользователя: интересы «Рыбалка» + «Отдых в Сочи»</w:t>
       </w:r>
     </w:p>
     <w:p>
@@ -6355,7 +6144,7 @@
           <w:color w:val="333333"/>
           <w:sz w:val="22"/>
         </w:rPr>
-        <w:t>☐ Сегмент B «G10-море Сочи» создан (+ корректировка)</w:t>
+        <w:t>☐ Поведение HOST (или сегмент §4.5) — по желанию</w:t>
       </w:r>
     </w:p>
     <w:p>
@@ -6430,7 +6219,7 @@
           <w:color w:val="333333"/>
           <w:sz w:val="22"/>
         </w:rPr>
-        <w:t>☐ G1–G3 / G5 / G9 без сегментов G10</w:t>
+        <w:t>☐ G1–G3 / G5 / G9 — профиль пользователя пустой</w:t>
       </w:r>
     </w:p>
     <w:p>
